--- a/TFG_Oficial.docx
+++ b/TFG_Oficial.docx
@@ -315,7 +315,7 @@
           <w:i w:val="0"/>
           <w:sz w:val="24"/>
         </w:rPr>
-        <w:t>El 15 de agosto de 1971, el presidente Nixon anunció la suspensión de la convertibilidad del dólar en oro, poniendo fin al sistema de Bretton Woods. Ese día, la onza troy se cotizaba a 35 dólares. En 2025, el precio superó los 4.500 dólares —más de ciento treinta veces el nivel de 1971 en términos nominales— estableciendo 53 nuevos máximos históricos a lo largo del año. Este activo singular, que no genera flujos de caja ni paga dividendos, concentra algunos de los episodios macroeconómicos más extraordinarios de la historia reciente y su comportamiento desafía las categorías convencionales de la teoría financiera.</w:t>
+        <w:t>El 15 de agosto de 1971, el presidente Nixon anunció la suspensión de la convertibilidad del dólar en oro, poniendo fin al sistema de Bretton Woods. Ese día, la onza troy se cotizaba a 35 dólares. En 2025, el precio superó los 4.500 dólares —más de ciento treinta veces el nivel de 1971 en términos nominales— y el metal estableció 53 nuevos máximos históricos a lo largo del año (World Gold Council, 2025). Un activo que no genera flujos de caja ni paga dividendos, y que aun así alcanza esas cifras, difícilmente encaja en las categorías convencionales de la teoría financiera.</w:t>
       </w:r>
     </w:p>
     <w:p>
@@ -328,7 +328,7 @@
           <w:i w:val="0"/>
           <w:sz w:val="24"/>
         </w:rPr>
-        <w:t>El período 2000-2025 engloba cinco episodios de mercado excepcionales: la Crisis Financiera Global de 2008, los máximos históricos post-QE de 2011, la pandemia de COVID-19 en 2020, el ciclo de subidas de tipos más agresivo en cuatro décadas (2022-2024), y la espectacular subida de 2025 impulsada por la guerra arancelaria de la administración Trump y la aceleración del proceso de de-dolarización global. En cada episodio, el oro se comportó de forma diferente, lo que lo convierte en un laboratorio ideal para aplicar herramientas econométricas y de machine learning.</w:t>
+        <w:t>El período 2000-2025 concentra cinco episodios que pusieron a prueba al oro de formas radicalmente distintas: la Crisis Financiera Global de 2008, los máximos históricos post-QE de 2011, la pandemia de COVID-19 en 2020, el ciclo de subidas de tipos más agresivo en cuatro décadas (2022-2024) y la subida de 2025 impulsada por la guerra arancelaria de la administración Trump y la de-dolarización global. En cada uno, el oro reaccionó de forma distinta —a veces como refugio, a veces resistiendo contra toda lógica de valoración— y esa variabilidad es lo que hace del período un caso de estudio de primer orden para las herramientas econométricas y de machine learning.</w:t>
       </w:r>
     </w:p>
     <w:p>
@@ -349,7 +349,7 @@
           <w:i w:val="0"/>
           <w:sz w:val="24"/>
         </w:rPr>
-        <w:t xml:space="preserve">La motivación es doble. Académicamente, la literatura ha experimentado una expansión significativa desde 2008. Baur y Lucey (2010) y Baur y McDermott (2010) establecieron las definiciones formales de </w:t>
+        <w:t xml:space="preserve">Detrás de este trabajo hay dos tipos de motivación. La académica: la literatura sobre determinantes del oro creció de forma notable tras 2008. Baur y Lucey (2010) y Baur y McDermott (2010) formalizaron las definiciones de </w:t>
       </w:r>
       <w:r>
         <w:rPr>
@@ -389,7 +389,7 @@
           <w:i w:val="0"/>
           <w:sz w:val="24"/>
         </w:rPr>
-        <w:t>. Erb y Harvey (2013) cuestionaron empíricamente la idea de que el oro sea un buen protector contra la inflación a horizontes prácticos. O'Connor, Lucey, Batten y Baur (2015) sistematizaron toda la economía financiera del oro. Sin embargo, la aplicación sistemática de machine learning interpretable —en particular SHAP values— para identificar qué variables dominan en distintos regímenes es todavía un área incipiente. Prácticamente, los bancos centrales han comprado oro a un ritmo sin precedentes desde 2022 (más de 1.000 toneladas netas anuales según el World Gold Council, 2023, 2024), con implicaciones de largo alcance para el sistema financiero internacional.</w:t>
+        <w:t>; Erb y Harvey (2013) cuestionaron empíricamente la narrativa del oro como protector contra la inflación; O'Connor et al. (2015) produjeron el survey más exhaustivo disponible sobre economía financiera del metal. Lo que sigue siendo escaso es la aplicación de machine learning interpretable —SHAP values en particular— para rastrear qué variables dominan en distintos regímenes de mercado. La motivación práctica no es menor: desde 2022 los bancos centrales compran oro a más de 1.000 toneladas netas anuales (World Gold Council, 2023, 2024), un proceso de de-dolarización con consecuencias que van más allá del precio del metal.</w:t>
       </w:r>
     </w:p>
     <w:p>
@@ -703,67 +703,7 @@
           <w:i w:val="0"/>
           <w:sz w:val="24"/>
         </w:rPr>
-        <w:t xml:space="preserve">La literatura empírica puede organizarse en tres generaciones. La </w:t>
-      </w:r>
-      <w:r>
-        <w:rPr>
-          <w:rFonts w:ascii="Times New Roman" w:hAnsi="Times New Roman" w:cs="Times New Roman"/>
-          <w:rFonts w:ascii="Times New Roman" w:hAnsi="Times New Roman"/>
-          <w:b/>
-          <w:i w:val="0"/>
-          <w:sz w:val="24"/>
-        </w:rPr>
-        <w:t>primera</w:t>
-      </w:r>
-      <w:r>
-        <w:rPr>
-          <w:rFonts w:ascii="Times New Roman" w:hAnsi="Times New Roman" w:cs="Times New Roman"/>
-          <w:rFonts w:ascii="Times New Roman" w:hAnsi="Times New Roman"/>
-          <w:b w:val="0"/>
-          <w:i w:val="0"/>
-          <w:sz w:val="24"/>
-        </w:rPr>
-        <w:t xml:space="preserve"> (1980-2000) utilizaba modelos de regresión estáticos para establecer correlaciones. La </w:t>
-      </w:r>
-      <w:r>
-        <w:rPr>
-          <w:rFonts w:ascii="Times New Roman" w:hAnsi="Times New Roman" w:cs="Times New Roman"/>
-          <w:rFonts w:ascii="Times New Roman" w:hAnsi="Times New Roman"/>
-          <w:b/>
-          <w:i w:val="0"/>
-          <w:sz w:val="24"/>
-        </w:rPr>
-        <w:t>segunda</w:t>
-      </w:r>
-      <w:r>
-        <w:rPr>
-          <w:rFonts w:ascii="Times New Roman" w:hAnsi="Times New Roman" w:cs="Times New Roman"/>
-          <w:rFonts w:ascii="Times New Roman" w:hAnsi="Times New Roman"/>
-          <w:b w:val="0"/>
-          <w:i w:val="0"/>
-          <w:sz w:val="24"/>
-        </w:rPr>
-        <w:t xml:space="preserve"> (2000-2015), impulsada por la GFC, incorporó cointegración, VECM y GARCH. El Chicago Fed Letter (2021) es uno de los estudios más completos, documentando la primacía de los tipos reales sobre el dólar y la inflación. La </w:t>
-      </w:r>
-      <w:r>
-        <w:rPr>
-          <w:rFonts w:ascii="Times New Roman" w:hAnsi="Times New Roman" w:cs="Times New Roman"/>
-          <w:rFonts w:ascii="Times New Roman" w:hAnsi="Times New Roman"/>
-          <w:b/>
-          <w:i w:val="0"/>
-          <w:sz w:val="24"/>
-        </w:rPr>
-        <w:t>tercera</w:t>
-      </w:r>
-      <w:r>
-        <w:rPr>
-          <w:rFonts w:ascii="Times New Roman" w:hAnsi="Times New Roman" w:cs="Times New Roman"/>
-          <w:rFonts w:ascii="Times New Roman" w:hAnsi="Times New Roman"/>
-          <w:b w:val="0"/>
-          <w:i w:val="0"/>
-          <w:sz w:val="24"/>
-        </w:rPr>
-        <w:t xml:space="preserve"> (desde 2018) incorpora machine learning —gradient boosting, redes neuronales, SHAP— encontrando mejoras modestas pero consistentes respecto al benchmark econométrico (Liang et al., 2023; Plakandaras et al., 2022).</w:t>
+        <w:t>La evolución de la literatura sigue una trayectoria reconocible. Los trabajos anteriores a 2000 establecían correlaciones con regresiones estáticas, sin tratar la no estacionariedad de las series. Tras la GFC, el foco se desplazó hacia la cointegración, el VECM y la modelización GARCH de la volatilidad; el Chicago Fed Letter (2021) es quizás el ejemplo más completo, documentando la primacía de los tipos reales sobre el dólar y la inflación como determinantes del metal. Más recientemente, desde 2018, el machine learning —gradient boosting, redes neuronales, análisis SHAP— ofrece mejoras predictivas modestas pero replicables sobre los benchmarks econométricos (Liang et al., 2023; Plakandaras et al., 2022).</w:t>
       </w:r>
     </w:p>
     <w:p>
@@ -9143,67 +9083,7 @@
           <w:i w:val="0"/>
           <w:sz w:val="24"/>
         </w:rPr>
-        <w:t xml:space="preserve">Tres conclusiones destacan. </w:t>
-      </w:r>
-      <w:r>
-        <w:rPr>
-          <w:rFonts w:ascii="Times New Roman" w:hAnsi="Times New Roman" w:cs="Times New Roman"/>
-          <w:rFonts w:ascii="Times New Roman" w:hAnsi="Times New Roman"/>
-          <w:b/>
-          <w:i w:val="0"/>
-          <w:sz w:val="24"/>
-        </w:rPr>
-        <w:t>Primera</w:t>
-      </w:r>
-      <w:r>
-        <w:rPr>
-          <w:rFonts w:ascii="Times New Roman" w:hAnsi="Times New Roman" w:cs="Times New Roman"/>
-          <w:rFonts w:ascii="Times New Roman" w:hAnsi="Times New Roman"/>
-          <w:b w:val="0"/>
-          <w:i w:val="0"/>
-          <w:sz w:val="24"/>
-        </w:rPr>
-        <w:t xml:space="preserve">: la LSTM obtiene el mejor rendimiento en RMSE (-24,5 % vs. naive) y DA (+5,6 pp), gracias a su capacidad de capturar dependencias temporales. </w:t>
-      </w:r>
-      <w:r>
-        <w:rPr>
-          <w:rFonts w:ascii="Times New Roman" w:hAnsi="Times New Roman" w:cs="Times New Roman"/>
-          <w:rFonts w:ascii="Times New Roman" w:hAnsi="Times New Roman"/>
-          <w:b/>
-          <w:i w:val="0"/>
-          <w:sz w:val="24"/>
-        </w:rPr>
-        <w:t>Segunda</w:t>
-      </w:r>
-      <w:r>
-        <w:rPr>
-          <w:rFonts w:ascii="Times New Roman" w:hAnsi="Times New Roman" w:cs="Times New Roman"/>
-          <w:rFonts w:ascii="Times New Roman" w:hAnsi="Times New Roman"/>
-          <w:b w:val="0"/>
-          <w:i w:val="0"/>
-          <w:sz w:val="24"/>
-        </w:rPr>
-        <w:t xml:space="preserve">: el Random Forest supera al XGBoost en todas las métricas —resultado frecuente en series financieras cortas donde el bagging es más robusto—. </w:t>
-      </w:r>
-      <w:r>
-        <w:rPr>
-          <w:rFonts w:ascii="Times New Roman" w:hAnsi="Times New Roman" w:cs="Times New Roman"/>
-          <w:rFonts w:ascii="Times New Roman" w:hAnsi="Times New Roman"/>
-          <w:b/>
-          <w:i w:val="0"/>
-          <w:sz w:val="24"/>
-        </w:rPr>
-        <w:t>Tercera</w:t>
-      </w:r>
-      <w:r>
-        <w:rPr>
-          <w:rFonts w:ascii="Times New Roman" w:hAnsi="Times New Roman" w:cs="Times New Roman"/>
-          <w:rFonts w:ascii="Times New Roman" w:hAnsi="Times New Roman"/>
-          <w:b w:val="0"/>
-          <w:i w:val="0"/>
-          <w:sz w:val="24"/>
-        </w:rPr>
-        <w:t>: el XGBoost tiene DA inferior al naive (52,3 % vs. 55,9 %), introduciendo ruido en la dirección del movimiento.</w:t>
+        <w:t>Los resultados merecen lectura atenta más allá del dato de portada. La LSTM es el modelo más preciso: reduce el RMSE un 24,5 % y mejora la precisión direccional en 5,6 pp sobre el naive, gracias a su capacidad de capturar secuencias temporales. El Random Forest supera al XGBoost en todas las métricas —lo habitual en series financieras cortas donde el bagging resulta más estable que el boosting secuencial—. El caso del XGBoost merece atención específica: su DA (52,3 %) queda por debajo incluso del naive (55,9 %), lo que indica que optimiza la magnitud del error a costa de introducir ruido en la dirección del movimiento. Para decisiones de inversión, esa dirección importa más que la magnitud.</w:t>
       </w:r>
     </w:p>
     <w:p>
@@ -10686,87 +10566,7 @@
           <w:i w:val="0"/>
           <w:sz w:val="24"/>
         </w:rPr>
-        <w:t xml:space="preserve">Cuatro conclusiones son especialmente robustas. </w:t>
-      </w:r>
-      <w:r>
-        <w:rPr>
-          <w:rFonts w:ascii="Times New Roman" w:hAnsi="Times New Roman" w:cs="Times New Roman"/>
-          <w:rFonts w:ascii="Times New Roman" w:hAnsi="Times New Roman"/>
-          <w:b/>
-          <w:i w:val="0"/>
-          <w:sz w:val="24"/>
-        </w:rPr>
-        <w:t>Primera</w:t>
-      </w:r>
-      <w:r>
-        <w:rPr>
-          <w:rFonts w:ascii="Times New Roman" w:hAnsi="Times New Roman" w:cs="Times New Roman"/>
-          <w:rFonts w:ascii="Times New Roman" w:hAnsi="Times New Roman"/>
-          <w:b w:val="0"/>
-          <w:i w:val="0"/>
-          <w:sz w:val="24"/>
-        </w:rPr>
-        <w:t xml:space="preserve">: la relación negativa entre tipos reales y precio del oro es consistente en las tres aproximaciones. </w:t>
-      </w:r>
-      <w:r>
-        <w:rPr>
-          <w:rFonts w:ascii="Times New Roman" w:hAnsi="Times New Roman" w:cs="Times New Roman"/>
-          <w:rFonts w:ascii="Times New Roman" w:hAnsi="Times New Roman"/>
-          <w:b/>
-          <w:i w:val="0"/>
-          <w:sz w:val="24"/>
-        </w:rPr>
-        <w:t>Segunda</w:t>
-      </w:r>
-      <w:r>
-        <w:rPr>
-          <w:rFonts w:ascii="Times New Roman" w:hAnsi="Times New Roman" w:cs="Times New Roman"/>
-          <w:rFonts w:ascii="Times New Roman" w:hAnsi="Times New Roman"/>
-          <w:b w:val="0"/>
-          <w:i w:val="0"/>
-          <w:sz w:val="24"/>
-        </w:rPr>
-        <w:t xml:space="preserve">: la inflación domina el corto plazo (primera posición SHAP) pero no es la variable de cointegración de largo plazo. </w:t>
-      </w:r>
-      <w:r>
-        <w:rPr>
-          <w:rFonts w:ascii="Times New Roman" w:hAnsi="Times New Roman" w:cs="Times New Roman"/>
-          <w:rFonts w:ascii="Times New Roman" w:hAnsi="Times New Roman"/>
-          <w:b/>
-          <w:i w:val="0"/>
-          <w:sz w:val="24"/>
-        </w:rPr>
-        <w:t>Tercera</w:t>
-      </w:r>
-      <w:r>
-        <w:rPr>
-          <w:rFonts w:ascii="Times New Roman" w:hAnsi="Times New Roman" w:cs="Times New Roman"/>
-          <w:rFonts w:ascii="Times New Roman" w:hAnsi="Times New Roman"/>
-          <w:b w:val="0"/>
-          <w:i w:val="0"/>
-          <w:sz w:val="24"/>
-        </w:rPr>
-        <w:t xml:space="preserve">: el safe haven es universal (VIX positivo y significativo en el panel cross-country). </w:t>
-      </w:r>
-      <w:r>
-        <w:rPr>
-          <w:rFonts w:ascii="Times New Roman" w:hAnsi="Times New Roman" w:cs="Times New Roman"/>
-          <w:rFonts w:ascii="Times New Roman" w:hAnsi="Times New Roman"/>
-          <w:b/>
-          <w:i w:val="0"/>
-          <w:sz w:val="24"/>
-        </w:rPr>
-        <w:t>Cuarta</w:t>
-      </w:r>
-      <w:r>
-        <w:rPr>
-          <w:rFonts w:ascii="Times New Roman" w:hAnsi="Times New Roman" w:cs="Times New Roman"/>
-          <w:rFonts w:ascii="Times New Roman" w:hAnsi="Times New Roman"/>
-          <w:b w:val="0"/>
-          <w:i w:val="0"/>
-          <w:sz w:val="24"/>
-        </w:rPr>
-        <w:t>: la inestabilidad estructural es una característica permanente del activo.</w:t>
+        <w:t>Hay cuatro resultados que resisten a cualquier metodología. La relación negativa entre tipos reales y precio del oro se confirma en el VECM, en el panel y en el ranking SHAP: tres enfoques con supuestos completamente distintos convergen en el mismo signo y la misma jerarquía relativa. Dicho esto, la inflación domina la predicción mensual de corto plazo —lidera el ranking SHAP— aunque no es la variable de cointegración que ancla el equilibrio de largo plazo; ese papel lo desempeñan los tipos reales. El safe haven del oro no es un fenómeno exclusivamente anglosajón: el VIX tiene coeficiente positivo y significativo en las cuatro economías del panel. Y la inestabilidad estructural no es la excepción en el oro, sino la norma.</w:t>
       </w:r>
     </w:p>
     <w:p>
@@ -11250,86 +11050,7 @@
           <w:i w:val="0"/>
           <w:sz w:val="24"/>
         </w:rPr>
-      </w:r>
-      <w:r>
-        <w:rPr>
-          <w:rFonts w:ascii="Times New Roman" w:hAnsi="Times New Roman" w:cs="Times New Roman"/>
-          <w:rFonts w:ascii="Times New Roman" w:hAnsi="Times New Roman"/>
-          <w:b/>
-          <w:i w:val="0"/>
-          <w:sz w:val="24"/>
-        </w:rPr>
-        <w:t>Primera</w:t>
-      </w:r>
-      <w:r>
-        <w:rPr>
-          <w:rFonts w:ascii="Times New Roman" w:hAnsi="Times New Roman" w:cs="Times New Roman"/>
-          <w:rFonts w:ascii="Times New Roman" w:hAnsi="Times New Roman"/>
-          <w:b w:val="0"/>
-          <w:i w:val="0"/>
-          <w:sz w:val="24"/>
-        </w:rPr>
-        <w:t xml:space="preserve">: validación cross-country del mecanismo de coste de oportunidad en cuatro economías avanzadas, actualizando la evidencia de Baur y McDermott (2010). </w:t>
-      </w:r>
-      <w:r>
-        <w:rPr>
-          <w:rFonts w:ascii="Times New Roman" w:hAnsi="Times New Roman" w:cs="Times New Roman"/>
-          <w:rFonts w:ascii="Times New Roman" w:hAnsi="Times New Roman"/>
-          <w:b/>
-          <w:i w:val="0"/>
-          <w:sz w:val="24"/>
-        </w:rPr>
-        <w:t>Segunda</w:t>
-      </w:r>
-      <w:r>
-        <w:rPr>
-          <w:rFonts w:ascii="Times New Roman" w:hAnsi="Times New Roman" w:cs="Times New Roman"/>
-          <w:rFonts w:ascii="Times New Roman" w:hAnsi="Times New Roman"/>
-          <w:b w:val="0"/>
-          <w:i w:val="0"/>
-          <w:sz w:val="24"/>
-        </w:rPr>
-        <w:t xml:space="preserve">: cuantificación formal de la inestabilidad estructural mediante Chow y CUSUM en puntos de quiebre económicamente motivados. </w:t>
-      </w:r>
-      <w:r>
-        <w:rPr>
-          <w:rFonts w:ascii="Times New Roman" w:hAnsi="Times New Roman" w:cs="Times New Roman"/>
-          <w:rFonts w:ascii="Times New Roman" w:hAnsi="Times New Roman"/>
-          <w:b/>
-          <w:i w:val="0"/>
-          <w:sz w:val="24"/>
-        </w:rPr>
-        <w:t>Tercera</w:t>
-      </w:r>
-      <w:r>
-        <w:rPr>
-          <w:rFonts w:ascii="Times New Roman" w:hAnsi="Times New Roman" w:cs="Times New Roman"/>
-          <w:rFonts w:ascii="Times New Roman" w:hAnsi="Times New Roman"/>
-          <w:b w:val="0"/>
-          <w:i w:val="0"/>
-          <w:sz w:val="24"/>
-        </w:rPr>
-        <w:t xml:space="preserve">: validación cruzada VECM-SHAP en determinantes dominantes. </w:t>
-      </w:r>
-      <w:r>
-        <w:rPr>
-          <w:rFonts w:ascii="Times New Roman" w:hAnsi="Times New Roman" w:cs="Times New Roman"/>
-          <w:rFonts w:ascii="Times New Roman" w:hAnsi="Times New Roman"/>
-          <w:b/>
-          <w:i w:val="0"/>
-          <w:sz w:val="24"/>
-        </w:rPr>
-        <w:t>Cuarta</w:t>
-      </w:r>
-      <w:r>
-        <w:rPr>
-          <w:rFonts w:ascii="Times New Roman" w:hAnsi="Times New Roman" w:cs="Times New Roman"/>
-          <w:rFonts w:ascii="Times New Roman" w:hAnsi="Times New Roman"/>
-          <w:b w:val="0"/>
-          <w:i w:val="0"/>
-          <w:sz w:val="24"/>
-        </w:rPr>
-        <w:t>: análisis integrador del episodio 2022-2024.</w:t>
+        <w:t>La primera aportación es la validación cross-country del mecanismo de coste de oportunidad en cuatro economías avanzadas, actualizando la evidencia de Baur y McDermott (2010) con quince años adicionales de datos que incluyen los episodios post-GFC más relevantes. La segunda es la cuantificación formal de la inestabilidad estructural mediante tests de Chow y análisis CUSUM en puntos de quiebre económicamente motivados —no identificados a posteriori—. La tercera, quizás la más metodológicamente interesante, es la convergencia entre la jerarquía de variables del VECM y el ranking SHAP: cuando dos enfoques con supuestos tan diferentes coinciden, la evidencia es difícil de atribuir a artefactos del modelo. La cuarta es el análisis integrador del episodio 2022-2024, conectando la ruptura econométrica con la explicación económica de la de-dolarización.</w:t>
       </w:r>
     </w:p>
     <w:p>
@@ -11965,6 +11686,22 @@
           <w:sz w:val="24"/>
         </w:rPr>
         <w:t>World Gold Council. (2024). Gold Demand Trends: Full Year 2024. World Gold Council.</w:t>
+      </w:r>
+    </w:p>
+    <w:p>
+      <w:pPr>
+        <w:spacing w:line="240" w:lineRule="auto" w:after="120"/>
+        <w:ind w:hanging="567" w:left="567"/>
+      </w:pPr>
+      <w:r>
+        <w:rPr>
+          <w:rFonts w:ascii="Times New Roman" w:hAnsi="Times New Roman" w:cs="Times New Roman"/>
+          <w:rFonts w:ascii="Times New Roman" w:hAnsi="Times New Roman"/>
+          <w:b w:val="0"/>
+          <w:i w:val="0"/>
+          <w:sz w:val="24"/>
+        </w:rPr>
+        <w:t>World Gold Council. (2025). Gold Demand Trends: Full Year 2025. World Gold Council.</w:t>
       </w:r>
     </w:p>
     <w:p>
